--- a/docs/manuals/金桥融通WMS货主管理员操作手册.docx
+++ b/docs/manuals/金桥融通WMS货主管理员操作手册.docx
@@ -4357,7 +4357,7 @@
       </w:pPr>
       <w:r>
         <w:rPr/>
-        <w:t xml:space="preserve">商品编码、批次、库位和数量： </w:t>
+        <w:t xml:space="preserve">货主商品编码、批次、库位和数量： </w:t>
       </w:r>
     </w:p>
     <w:p>
